--- a/docx/hf-topics/gengram/nguon.docx
+++ b/docx/hf-topics/gengram/nguon.docx
@@ -55,7 +55,7 @@
         </w:rPr>
         <w:t xml:space="preserve">Paper page trên Hugging Face Papers: </w:t>
       </w:r>
-      <w:hyperlink w:history="1" r:id="rIdvzd1pug2oeipbwivrbpxo">
+      <w:hyperlink w:history="1" r:id="rIdks_cw7fk5kmv4mrht0bkw">
         <w:r>
           <w:rPr>
             <w:rStyle w:val="Hyperlink"/>
@@ -122,7 +122,7 @@
         </w:rPr>
         <w:t xml:space="preserve">Model card trên Hugging Face: </w:t>
       </w:r>
-      <w:hyperlink w:history="1" r:id="rIdvmezmpt9wgnbi6qu8hvkg">
+      <w:hyperlink w:history="1" r:id="rIdil156hxril8igwrzjk06p">
         <w:r>
           <w:rPr>
             <w:rStyle w:val="Hyperlink"/>
@@ -169,27 +169,9 @@
           <w:sz w:val="24"/>
           <w:szCs w:val="24"/>
         </w:rPr>
-        <w:t xml:space="preserve">Official code base </w:t>
-      </w:r>
-      <w:r>
-        <w:rPr>
-          <w:rFonts w:ascii="Consolas" w:cs="Consolas" w:eastAsia="Consolas" w:hAnsi="Consolas"/>
-          <w:color w:val="2F3A46"/>
-          <w:sz w:val="22"/>
-          <w:szCs w:val="22"/>
-        </w:rPr>
-        <w:t xml:space="preserve">Genos</w:t>
-      </w:r>
-      <w:r>
-        <w:rPr>
-          <w:rFonts w:ascii="Times New Roman" w:cs="Times New Roman" w:eastAsia="Times New Roman" w:hAnsi="Times New Roman"/>
-          <w:color w:val="1F1F1F"/>
-          <w:sz w:val="24"/>
-          <w:szCs w:val="24"/>
-        </w:rPr>
-        <w:t xml:space="preserve">: </w:t>
-      </w:r>
-      <w:hyperlink w:history="1" r:id="rId-dzijpbp4hbkmjtfqhnhr">
+        <w:t xml:space="preserve">Official GitHub repo: </w:t>
+      </w:r>
+      <w:hyperlink w:history="1" r:id="rIdhp4jwiuyaohrcpijjd4ki">
         <w:r>
           <w:rPr>
             <w:rStyle w:val="Hyperlink"/>
@@ -197,7 +179,7 @@
             <w:sz w:val="24"/>
             <w:szCs w:val="24"/>
           </w:rPr>
-          <w:t xml:space="preserve">https://github.com/BGI-HangzhouAI/Genos</w:t>
+          <w:t xml:space="preserve">https://github.com/zhejianglab/Gengram</w:t>
         </w:r>
       </w:hyperlink>
     </w:p>
@@ -217,7 +199,7 @@
           <w:sz w:val="24"/>
           <w:szCs w:val="24"/>
         </w:rPr>
-        <w:t xml:space="preserve">Dùng để xác nhận đây không chỉ là paper rời, mà có một hệ code liên quan đến deployment và benchmark.</w:t>
+        <w:t xml:space="preserve">Dùng để xác nhận repo chính thức hiện tại cho code và đường chạy tối thiểu.</w:t>
       </w:r>
     </w:p>
     <w:p>
@@ -256,7 +238,7 @@
         </w:rPr>
         <w:t xml:space="preserve">: </w:t>
       </w:r>
-      <w:hyperlink w:history="1" r:id="rIddj35xfvevzbyuys1rwpxo">
+      <w:hyperlink w:history="1" r:id="rId3sw9shyv9qulwf-z8rulg">
         <w:r>
           <w:rPr>
             <w:rStyle w:val="Hyperlink"/>
@@ -284,7 +266,226 @@
           <w:sz w:val="24"/>
           <w:szCs w:val="24"/>
         </w:rPr>
-        <w:t xml:space="preserve">Dùng để theo dõi các model và benchmark dataset công khai liên quan đến hệ genomics này.</w:t>
+        <w:t xml:space="preserve">Dùng để theo dõi benchmark dataset công khai liên quan đến hệ genomics này.</w:t>
+      </w:r>
+    </w:p>
+    <w:p>
+      <w:pPr>
+        <w:pStyle w:val="ListParagraph"/>
+        <w:numPr>
+          <w:ilvl w:val="0"/>
+          <w:numId w:val="1"/>
+        </w:numPr>
+        <w:spacing w:after="80" w:line="320"/>
+      </w:pPr>
+      <w:r>
+        <w:rPr>
+          <w:rFonts w:ascii="Times New Roman" w:cs="Times New Roman" w:eastAsia="Times New Roman" w:hAnsi="Times New Roman"/>
+          <w:color w:val="1F1F1F"/>
+          <w:sz w:val="24"/>
+          <w:szCs w:val="24"/>
+        </w:rPr>
+        <w:t xml:space="preserve">Dataset </w:t>
+      </w:r>
+      <w:r>
+        <w:rPr>
+          <w:rFonts w:ascii="Consolas" w:cs="Consolas" w:eastAsia="Consolas" w:hAnsi="Consolas"/>
+          <w:color w:val="2F3A46"/>
+          <w:sz w:val="22"/>
+          <w:szCs w:val="22"/>
+        </w:rPr>
+        <w:t xml:space="preserve">Genomic element classification</w:t>
+      </w:r>
+      <w:r>
+        <w:rPr>
+          <w:rFonts w:ascii="Times New Roman" w:cs="Times New Roman" w:eastAsia="Times New Roman" w:hAnsi="Times New Roman"/>
+          <w:color w:val="1F1F1F"/>
+          <w:sz w:val="24"/>
+          <w:szCs w:val="24"/>
+        </w:rPr>
+        <w:t xml:space="preserve">: </w:t>
+      </w:r>
+      <w:hyperlink w:history="1" r:id="rIdqf8tiltqo6jnpc1txkhsp">
+        <w:r>
+          <w:rPr>
+            <w:rStyle w:val="Hyperlink"/>
+            <w:rFonts w:ascii="Times New Roman" w:cs="Times New Roman" w:eastAsia="Times New Roman" w:hAnsi="Times New Roman"/>
+            <w:sz w:val="24"/>
+            <w:szCs w:val="24"/>
+          </w:rPr>
+          <w:t xml:space="preserve">https://huggingface.co/datasets/BGI-HangzhouAI/Benchmark_Dataset-Genomic_element_classification</w:t>
+        </w:r>
+      </w:hyperlink>
+    </w:p>
+    <w:p>
+      <w:pPr>
+        <w:pStyle w:val="ListParagraph"/>
+        <w:numPr>
+          <w:ilvl w:val="0"/>
+          <w:numId w:val="1"/>
+        </w:numPr>
+        <w:spacing w:after="80" w:line="320"/>
+      </w:pPr>
+      <w:r>
+        <w:rPr>
+          <w:rFonts w:ascii="Times New Roman" w:cs="Times New Roman" w:eastAsia="Times New Roman" w:hAnsi="Times New Roman"/>
+          <w:color w:val="1F1F1F"/>
+          <w:sz w:val="24"/>
+          <w:szCs w:val="24"/>
+        </w:rPr>
+        <w:t xml:space="preserve">Dùng làm benchmark mặc định nên ưu tiên cho </w:t>
+      </w:r>
+      <w:r>
+        <w:rPr>
+          <w:rFonts w:ascii="Consolas" w:cs="Consolas" w:eastAsia="Consolas" w:hAnsi="Consolas"/>
+          <w:color w:val="2F3A46"/>
+          <w:sz w:val="22"/>
+          <w:szCs w:val="22"/>
+        </w:rPr>
+        <w:t xml:space="preserve">minimal replication</w:t>
+      </w:r>
+      <w:r>
+        <w:rPr>
+          <w:rFonts w:ascii="Times New Roman" w:cs="Times New Roman" w:eastAsia="Times New Roman" w:hAnsi="Times New Roman"/>
+          <w:color w:val="1F1F1F"/>
+          <w:sz w:val="24"/>
+          <w:szCs w:val="24"/>
+        </w:rPr>
+        <w:t xml:space="preserve">.</w:t>
+      </w:r>
+    </w:p>
+    <w:p>
+      <w:pPr>
+        <w:pStyle w:val="ListParagraph"/>
+        <w:numPr>
+          <w:ilvl w:val="0"/>
+          <w:numId w:val="1"/>
+        </w:numPr>
+        <w:spacing w:after="80" w:line="320"/>
+      </w:pPr>
+      <w:r>
+        <w:rPr>
+          <w:rFonts w:ascii="Times New Roman" w:cs="Times New Roman" w:eastAsia="Times New Roman" w:hAnsi="Times New Roman"/>
+          <w:color w:val="1F1F1F"/>
+          <w:sz w:val="24"/>
+          <w:szCs w:val="24"/>
+        </w:rPr>
+        <w:t xml:space="preserve">Dataset </w:t>
+      </w:r>
+      <w:r>
+        <w:rPr>
+          <w:rFonts w:ascii="Consolas" w:cs="Consolas" w:eastAsia="Consolas" w:hAnsi="Consolas"/>
+          <w:color w:val="2F3A46"/>
+          <w:sz w:val="22"/>
+          <w:szCs w:val="22"/>
+        </w:rPr>
+        <w:t xml:space="preserve">Human population classification</w:t>
+      </w:r>
+      <w:r>
+        <w:rPr>
+          <w:rFonts w:ascii="Times New Roman" w:cs="Times New Roman" w:eastAsia="Times New Roman" w:hAnsi="Times New Roman"/>
+          <w:color w:val="1F1F1F"/>
+          <w:sz w:val="24"/>
+          <w:szCs w:val="24"/>
+        </w:rPr>
+        <w:t xml:space="preserve">: </w:t>
+      </w:r>
+      <w:hyperlink w:history="1" r:id="rId63kku0iwe-0clvqy25ufm">
+        <w:r>
+          <w:rPr>
+            <w:rStyle w:val="Hyperlink"/>
+            <w:rFonts w:ascii="Times New Roman" w:cs="Times New Roman" w:eastAsia="Times New Roman" w:hAnsi="Times New Roman"/>
+            <w:sz w:val="24"/>
+            <w:szCs w:val="24"/>
+          </w:rPr>
+          <w:t xml:space="preserve">https://huggingface.co/datasets/BGI-HangzhouAI/Benchmark_Dataset-Human_population_classification</w:t>
+        </w:r>
+      </w:hyperlink>
+    </w:p>
+    <w:p>
+      <w:pPr>
+        <w:pStyle w:val="ListParagraph"/>
+        <w:numPr>
+          <w:ilvl w:val="0"/>
+          <w:numId w:val="1"/>
+        </w:numPr>
+        <w:spacing w:after="80" w:line="320"/>
+      </w:pPr>
+      <w:r>
+        <w:rPr>
+          <w:rFonts w:ascii="Times New Roman" w:cs="Times New Roman" w:eastAsia="Times New Roman" w:hAnsi="Times New Roman"/>
+          <w:color w:val="1F1F1F"/>
+          <w:sz w:val="24"/>
+          <w:szCs w:val="24"/>
+        </w:rPr>
+        <w:t xml:space="preserve">Dùng làm benchmark mở rộng nếu muốn so sánh thêm một task khác.</w:t>
+      </w:r>
+    </w:p>
+    <w:p>
+      <w:pPr>
+        <w:pStyle w:val="ListParagraph"/>
+        <w:numPr>
+          <w:ilvl w:val="0"/>
+          <w:numId w:val="1"/>
+        </w:numPr>
+        <w:spacing w:after="80" w:line="320"/>
+      </w:pPr>
+      <w:r>
+        <w:rPr>
+          <w:rFonts w:ascii="Times New Roman" w:cs="Times New Roman" w:eastAsia="Times New Roman" w:hAnsi="Times New Roman"/>
+          <w:color w:val="1F1F1F"/>
+          <w:sz w:val="24"/>
+          <w:szCs w:val="24"/>
+        </w:rPr>
+        <w:t xml:space="preserve">Dataset </w:t>
+      </w:r>
+      <w:r>
+        <w:rPr>
+          <w:rFonts w:ascii="Consolas" w:cs="Consolas" w:eastAsia="Consolas" w:hAnsi="Consolas"/>
+          <w:color w:val="2F3A46"/>
+          <w:sz w:val="22"/>
+          <w:szCs w:val="22"/>
+        </w:rPr>
+        <w:t xml:space="preserve">Variant hotspot</w:t>
+      </w:r>
+      <w:r>
+        <w:rPr>
+          <w:rFonts w:ascii="Times New Roman" w:cs="Times New Roman" w:eastAsia="Times New Roman" w:hAnsi="Times New Roman"/>
+          <w:color w:val="1F1F1F"/>
+          <w:sz w:val="24"/>
+          <w:szCs w:val="24"/>
+        </w:rPr>
+        <w:t xml:space="preserve">: </w:t>
+      </w:r>
+      <w:hyperlink w:history="1" r:id="rIdy6odrnvholbey-vtels4w">
+        <w:r>
+          <w:rPr>
+            <w:rStyle w:val="Hyperlink"/>
+            <w:rFonts w:ascii="Times New Roman" w:cs="Times New Roman" w:eastAsia="Times New Roman" w:hAnsi="Times New Roman"/>
+            <w:sz w:val="24"/>
+            <w:szCs w:val="24"/>
+          </w:rPr>
+          <w:t xml:space="preserve">https://huggingface.co/datasets/BGI-HangzhouAI/Benchmark_Dataset-Variant_hotspot</w:t>
+        </w:r>
+      </w:hyperlink>
+    </w:p>
+    <w:p>
+      <w:pPr>
+        <w:pStyle w:val="ListParagraph"/>
+        <w:numPr>
+          <w:ilvl w:val="0"/>
+          <w:numId w:val="1"/>
+        </w:numPr>
+        <w:spacing w:after="80" w:line="320"/>
+      </w:pPr>
+      <w:r>
+        <w:rPr>
+          <w:rFonts w:ascii="Times New Roman" w:cs="Times New Roman" w:eastAsia="Times New Roman" w:hAnsi="Times New Roman"/>
+          <w:color w:val="1F1F1F"/>
+          <w:sz w:val="24"/>
+          <w:szCs w:val="24"/>
+        </w:rPr>
+        <w:t xml:space="preserve">Dùng như hướng mở rộng tiềm năng, nhưng không nên là benchmark đầu tiên.</w:t>
       </w:r>
     </w:p>
     <w:p>
@@ -320,7 +521,7 @@
           <w:sz w:val="24"/>
           <w:szCs w:val="24"/>
         </w:rPr>
-        <w:t xml:space="preserve">Nhận định “asset đang phân tán giữa </w:t>
+        <w:t xml:space="preserve">Nhận định “repo chính thức ở </w:t>
       </w:r>
       <w:r>
         <w:rPr>
@@ -338,7 +539,7 @@
           <w:sz w:val="24"/>
           <w:szCs w:val="24"/>
         </w:rPr>
-        <w:t xml:space="preserve"> và </w:t>
+        <w:t xml:space="preserve">, còn benchmark dataset public rõ hơn ở </w:t>
       </w:r>
       <w:r>
         <w:rPr>
